--- a/doc/report.docx
+++ b/doc/report.docx
@@ -558,7 +558,7 @@
           <w:sz w:val="28"/>
           <w:szCs w:val="28"/>
         </w:rPr>
-        <w:t>4</w:t>
+        <w:t>7</w:t>
       </w:r>
       <w:r>
         <w:rPr>
@@ -1027,6 +1027,7 @@
         <w:rPr>
           <w:rFonts w:ascii="Times New Roman" w:hAnsi="Times New Roman" w:cs="Times New Roman"/>
           <w:b/>
+          <w:noProof/>
           <w:sz w:val="28"/>
           <w:szCs w:val="28"/>
         </w:rPr>
@@ -9441,16 +9442,37 @@
         <w:rPr>
           <w:b/>
           <w:bCs/>
-          <w:lang w:val="en-US"/>
-        </w:rPr>
-      </w:pPr>
+        </w:rPr>
+      </w:pPr>
+      <w:r>
+        <w:rPr>
+          <w:b/>
+          <w:bCs/>
+        </w:rPr>
+        <w:t>./</w:t>
+      </w:r>
       <w:r>
         <w:rPr>
           <w:b/>
           <w:bCs/>
           <w:lang w:val="en-US"/>
         </w:rPr>
-        <w:t>./run.sh</w:t>
+        <w:t>run</w:t>
+      </w:r>
+      <w:r>
+        <w:rPr>
+          <w:b/>
+          <w:bCs/>
+        </w:rPr>
+        <w:t>.</w:t>
+      </w:r>
+      <w:r>
+        <w:rPr>
+          <w:b/>
+          <w:bCs/>
+          <w:lang w:val="en-US"/>
+        </w:rPr>
+        <w:t>sh</w:t>
       </w:r>
     </w:p>
     <w:p>
@@ -9475,12 +9497,14 @@
         <w:rPr>
           <w:b/>
           <w:bCs/>
+          <w:lang w:val="en-US"/>
         </w:rPr>
       </w:pPr>
       <w:r>
         <w:rPr>
           <w:b/>
           <w:bCs/>
+          <w:lang w:val="en-US"/>
         </w:rPr>
         <w:t>[ 25%] Building C object CMakeFiles/run_file.dir/main.c.o</w:t>
       </w:r>
@@ -11832,6 +11856,7 @@
   <w:style w:type="character" w:default="1" w:styleId="a0">
     <w:name w:val="Default Paragraph Font"/>
     <w:uiPriority w:val="1"/>
+    <w:semiHidden/>
     <w:unhideWhenUsed/>
   </w:style>
   <w:style w:type="table" w:default="1" w:styleId="a1">
